--- a/rapports/2026-06-06/EQ34/EQ34_sup_v2/DR_021102000005/43-14-22-99.docx
+++ b/rapports/2026-06-06/EQ34/EQ34_sup_v2/DR_021102000005/43-14-22-99.docx
@@ -297,7 +297,7 @@
           <w:color w:val="1F6FEB"/>
           <w:sz w:val="22"/>
         </w:rPr>
-        <w:t>⚠ INCOHÉRENCES À CORRIGER (107)</w:t>
+        <w:t>⚠ INCOHÉRENCES À CORRIGER (104)</w:t>
       </w:r>
     </w:p>
     <w:tbl>
@@ -1058,6 +1058,1176 @@
                 <w:i w:val="0"/>
                 <w:sz w:val="16"/>
               </w:rPr>
+              <w:t>S11</w:t>
+              <w:br/>
+            </w:r>
+            <w:r>
+              <w:rPr>
+                <w:b w:val="0"/>
+                <w:i w:val="0"/>
+                <w:color w:val="64748B"/>
+                <w:sz w:val="14"/>
+              </w:rPr>
+              <w:t>Logement / cadre de vie</w:t>
+            </w:r>
+          </w:p>
+        </w:tc>
+        <w:tc>
+          <w:tcPr>
+            <w:tcW w:type="dxa" w:w="1531"/>
+          </w:tcPr>
+          <w:p>
+            <w:r>
+              <w:rPr>
+                <w:b/>
+                <w:i w:val="0"/>
+                <w:color w:val="16A34A"/>
+                <w:sz w:val="16"/>
+              </w:rPr>
+              <w:t>—</w:t>
+            </w:r>
+          </w:p>
+        </w:tc>
+        <w:tc>
+          <w:tcPr>
+            <w:tcW w:type="dxa" w:w="1191"/>
+          </w:tcPr>
+          <w:p>
+            <w:r>
+              <w:rPr>
+                <w:b w:val="0"/>
+                <w:i w:val="0"/>
+                <w:color w:val="64748B"/>
+                <w:sz w:val="16"/>
+              </w:rPr>
+              <w:t>GT-CQ</w:t>
+            </w:r>
+          </w:p>
+        </w:tc>
+        <w:tc>
+          <w:tcPr>
+            <w:tcW w:type="dxa" w:w="4706"/>
+          </w:tcPr>
+          <w:p>
+            <w:r>
+              <w:rPr>
+                <w:b w:val="0"/>
+                <w:i w:val="0"/>
+                <w:sz w:val="17"/>
+              </w:rPr>
+              <w:t>Incoherence!! Le ménage a depensé .</w:t>
+            </w:r>
+          </w:p>
+        </w:tc>
+      </w:tr>
+      <w:tr>
+        <w:tc>
+          <w:tcPr>
+            <w:tcW w:type="dxa" w:w="964"/>
+          </w:tcPr>
+          <w:p>
+            <w:r>
+              <w:rPr>
+                <w:b/>
+                <w:i w:val="0"/>
+                <w:color w:val="DC2626"/>
+                <w:sz w:val="16"/>
+              </w:rPr>
+              <w:t>Haute</w:t>
+            </w:r>
+          </w:p>
+        </w:tc>
+        <w:tc>
+          <w:tcPr>
+            <w:tcW w:type="dxa" w:w="1247"/>
+          </w:tcPr>
+          <w:p>
+            <w:r>
+              <w:rPr>
+                <w:b/>
+                <w:i w:val="0"/>
+                <w:sz w:val="16"/>
+              </w:rPr>
+              <w:t>S11</w:t>
+              <w:br/>
+            </w:r>
+            <w:r>
+              <w:rPr>
+                <w:b w:val="0"/>
+                <w:i w:val="0"/>
+                <w:color w:val="64748B"/>
+                <w:sz w:val="14"/>
+              </w:rPr>
+              <w:t>Logement / cadre de vie</w:t>
+            </w:r>
+          </w:p>
+        </w:tc>
+        <w:tc>
+          <w:tcPr>
+            <w:tcW w:type="dxa" w:w="1531"/>
+          </w:tcPr>
+          <w:p>
+            <w:r>
+              <w:rPr>
+                <w:b/>
+                <w:i w:val="0"/>
+                <w:color w:val="16A34A"/>
+                <w:sz w:val="16"/>
+              </w:rPr>
+              <w:t>s01q29, s01q31, s04q24, s00q04, s11q21, s09fq03, s09fq011</w:t>
+            </w:r>
+          </w:p>
+        </w:tc>
+        <w:tc>
+          <w:tcPr>
+            <w:tcW w:type="dxa" w:w="1191"/>
+          </w:tcPr>
+          <w:p>
+            <w:r>
+              <w:rPr>
+                <w:b w:val="0"/>
+                <w:i w:val="0"/>
+                <w:color w:val="64748B"/>
+                <w:sz w:val="16"/>
+              </w:rPr>
+              <w:t>GT-CQ</w:t>
+            </w:r>
+          </w:p>
+        </w:tc>
+        <w:tc>
+          <w:tcPr>
+            <w:tcW w:type="dxa" w:w="4706"/>
+          </w:tcPr>
+          <w:p>
+            <w:r>
+              <w:rPr>
+                <w:b w:val="0"/>
+                <w:i w:val="0"/>
+                <w:sz w:val="17"/>
+              </w:rPr>
+              <w:t>FCFA dans Frais de connexion au réseau de distribution d'eau mais dit ne pas être connecté à un réseau d'eau courante, prière de corriger cette incoherenceAttention!!! Les ménages vivants dans un(e) Maison Basse à ZIGUINCHOR Urbain ont généralement comme principal matériau de revêtement du sol du logement le/la Ciment/Béton, mais celui du ménage de YOUSSOUF ADJIBA DIEDHIOU (Terre battue/Sable) diffère de celui-ci.</w:t>
+            </w:r>
+          </w:p>
+        </w:tc>
+      </w:tr>
+      <w:tr>
+        <w:tc>
+          <w:tcPr>
+            <w:tcW w:type="dxa" w:w="964"/>
+          </w:tcPr>
+          <w:p>
+            <w:r>
+              <w:rPr>
+                <w:b/>
+                <w:i w:val="0"/>
+                <w:color w:val="DC2626"/>
+                <w:sz w:val="16"/>
+              </w:rPr>
+              <w:t>Haute</w:t>
+            </w:r>
+          </w:p>
+        </w:tc>
+        <w:tc>
+          <w:tcPr>
+            <w:tcW w:type="dxa" w:w="1247"/>
+          </w:tcPr>
+          <w:p>
+            <w:r>
+              <w:rPr>
+                <w:b/>
+                <w:i w:val="0"/>
+                <w:sz w:val="16"/>
+              </w:rPr>
+              <w:t>S20</w:t>
+              <w:br/>
+            </w:r>
+            <w:r>
+              <w:rPr>
+                <w:b w:val="0"/>
+                <w:i w:val="0"/>
+                <w:color w:val="64748B"/>
+                <w:sz w:val="14"/>
+              </w:rPr>
+              <w:t>Gouvernance / autres</w:t>
+            </w:r>
+          </w:p>
+        </w:tc>
+        <w:tc>
+          <w:tcPr>
+            <w:tcW w:type="dxa" w:w="1531"/>
+          </w:tcPr>
+          <w:p>
+            <w:r>
+              <w:rPr>
+                <w:b/>
+                <w:i w:val="0"/>
+                <w:color w:val="16A34A"/>
+                <w:sz w:val="16"/>
+              </w:rPr>
+              <w:t>—</w:t>
+            </w:r>
+          </w:p>
+        </w:tc>
+        <w:tc>
+          <w:tcPr>
+            <w:tcW w:type="dxa" w:w="1191"/>
+          </w:tcPr>
+          <w:p>
+            <w:r>
+              <w:rPr>
+                <w:b w:val="0"/>
+                <w:i w:val="0"/>
+                <w:color w:val="64748B"/>
+                <w:sz w:val="16"/>
+              </w:rPr>
+              <w:t>GT-CQ</w:t>
+            </w:r>
+          </w:p>
+        </w:tc>
+        <w:tc>
+          <w:tcPr>
+            <w:tcW w:type="dxa" w:w="4706"/>
+          </w:tcPr>
+          <w:p>
+            <w:r>
+              <w:rPr>
+                <w:b w:val="0"/>
+                <w:i w:val="0"/>
+                <w:sz w:val="17"/>
+              </w:rPr>
+              <w:t>Incohérence détectée ! Le ménage a précédemment déclaré vivre « Bien » ou « Assez bien » selon son revenu en 20A.02.</w:t>
+            </w:r>
+          </w:p>
+        </w:tc>
+      </w:tr>
+      <w:tr>
+        <w:tc>
+          <w:tcPr>
+            <w:tcW w:type="dxa" w:w="964"/>
+          </w:tcPr>
+          <w:p>
+            <w:r>
+              <w:rPr>
+                <w:b/>
+                <w:i w:val="0"/>
+                <w:color w:val="EA580C"/>
+                <w:sz w:val="16"/>
+              </w:rPr>
+              <w:t>Moyenne</w:t>
+            </w:r>
+          </w:p>
+        </w:tc>
+        <w:tc>
+          <w:tcPr>
+            <w:tcW w:type="dxa" w:w="1247"/>
+          </w:tcPr>
+          <w:p>
+            <w:r>
+              <w:rPr>
+                <w:b/>
+                <w:i w:val="0"/>
+                <w:sz w:val="16"/>
+              </w:rPr>
+              <w:t>S00</w:t>
+              <w:br/>
+            </w:r>
+            <w:r>
+              <w:rPr>
+                <w:b w:val="0"/>
+                <w:i w:val="0"/>
+                <w:color w:val="64748B"/>
+                <w:sz w:val="14"/>
+              </w:rPr>
+              <w:t>Identification</w:t>
+            </w:r>
+          </w:p>
+        </w:tc>
+        <w:tc>
+          <w:tcPr>
+            <w:tcW w:type="dxa" w:w="1531"/>
+          </w:tcPr>
+          <w:p>
+            <w:r>
+              <w:rPr>
+                <w:b/>
+                <w:i w:val="0"/>
+                <w:color w:val="16A34A"/>
+                <w:sz w:val="16"/>
+              </w:rPr>
+              <w:t>s00q27</w:t>
+            </w:r>
+          </w:p>
+        </w:tc>
+        <w:tc>
+          <w:tcPr>
+            <w:tcW w:type="dxa" w:w="1191"/>
+          </w:tcPr>
+          <w:p>
+            <w:r>
+              <w:rPr>
+                <w:b w:val="0"/>
+                <w:i w:val="0"/>
+                <w:color w:val="64748B"/>
+                <w:sz w:val="16"/>
+              </w:rPr>
+              <w:t>GT-CQ</w:t>
+            </w:r>
+          </w:p>
+        </w:tc>
+        <w:tc>
+          <w:tcPr>
+            <w:tcW w:type="dxa" w:w="4706"/>
+          </w:tcPr>
+          <w:p>
+            <w:r>
+              <w:rPr>
+                <w:b w:val="0"/>
+                <w:i w:val="0"/>
+                <w:sz w:val="17"/>
+              </w:rPr>
+              <w:t>Le questionnaire semble ne pas être complètement fini mais le questionnaire est en statut complet, prière de compléter le questionnaire.</w:t>
+            </w:r>
+          </w:p>
+        </w:tc>
+      </w:tr>
+      <w:tr>
+        <w:tc>
+          <w:tcPr>
+            <w:tcW w:type="dxa" w:w="964"/>
+          </w:tcPr>
+          <w:p>
+            <w:r>
+              <w:rPr>
+                <w:b/>
+                <w:i w:val="0"/>
+                <w:color w:val="EA580C"/>
+                <w:sz w:val="16"/>
+              </w:rPr>
+              <w:t>Moyenne</w:t>
+            </w:r>
+          </w:p>
+        </w:tc>
+        <w:tc>
+          <w:tcPr>
+            <w:tcW w:type="dxa" w:w="1247"/>
+          </w:tcPr>
+          <w:p>
+            <w:r>
+              <w:rPr>
+                <w:b/>
+                <w:i w:val="0"/>
+                <w:sz w:val="16"/>
+              </w:rPr>
+              <w:t>S00</w:t>
+              <w:br/>
+            </w:r>
+            <w:r>
+              <w:rPr>
+                <w:b w:val="0"/>
+                <w:i w:val="0"/>
+                <w:color w:val="64748B"/>
+                <w:sz w:val="14"/>
+              </w:rPr>
+              <w:t>Identification</w:t>
+            </w:r>
+          </w:p>
+        </w:tc>
+        <w:tc>
+          <w:tcPr>
+            <w:tcW w:type="dxa" w:w="1531"/>
+          </w:tcPr>
+          <w:p>
+            <w:r>
+              <w:rPr>
+                <w:b/>
+                <w:i w:val="0"/>
+                <w:color w:val="16A34A"/>
+                <w:sz w:val="16"/>
+              </w:rPr>
+              <w:t>—</w:t>
+            </w:r>
+          </w:p>
+        </w:tc>
+        <w:tc>
+          <w:tcPr>
+            <w:tcW w:type="dxa" w:w="1191"/>
+          </w:tcPr>
+          <w:p>
+            <w:r>
+              <w:rPr>
+                <w:b w:val="0"/>
+                <w:i w:val="0"/>
+                <w:color w:val="64748B"/>
+                <w:sz w:val="16"/>
+              </w:rPr>
+              <w:t>GT-CQ</w:t>
+            </w:r>
+          </w:p>
+        </w:tc>
+        <w:tc>
+          <w:tcPr>
+            <w:tcW w:type="dxa" w:w="4706"/>
+          </w:tcPr>
+          <w:p>
+            <w:r>
+              <w:rPr>
+                <w:b w:val="0"/>
+                <w:i w:val="0"/>
+                <w:sz w:val="17"/>
+              </w:rPr>
+              <w:t>L'adresse ou la localisation du ménage doit être bien renseignée, ne doit pas contenir des numéros de téléphone et elle semble courte pour être une adresse.</w:t>
+            </w:r>
+          </w:p>
+        </w:tc>
+      </w:tr>
+      <w:tr>
+        <w:tc>
+          <w:tcPr>
+            <w:tcW w:type="dxa" w:w="964"/>
+          </w:tcPr>
+          <w:p>
+            <w:r>
+              <w:rPr>
+                <w:b/>
+                <w:i w:val="0"/>
+                <w:color w:val="EA580C"/>
+                <w:sz w:val="16"/>
+              </w:rPr>
+              <w:t>Moyenne</w:t>
+            </w:r>
+          </w:p>
+        </w:tc>
+        <w:tc>
+          <w:tcPr>
+            <w:tcW w:type="dxa" w:w="1247"/>
+          </w:tcPr>
+          <w:p>
+            <w:r>
+              <w:rPr>
+                <w:b/>
+                <w:i w:val="0"/>
+                <w:sz w:val="16"/>
+              </w:rPr>
+              <w:t>S00</w:t>
+              <w:br/>
+            </w:r>
+            <w:r>
+              <w:rPr>
+                <w:b w:val="0"/>
+                <w:i w:val="0"/>
+                <w:color w:val="64748B"/>
+                <w:sz w:val="14"/>
+              </w:rPr>
+              <w:t>Identification</w:t>
+            </w:r>
+          </w:p>
+        </w:tc>
+        <w:tc>
+          <w:tcPr>
+            <w:tcW w:type="dxa" w:w="1531"/>
+          </w:tcPr>
+          <w:p>
+            <w:r>
+              <w:rPr>
+                <w:b/>
+                <w:i w:val="0"/>
+                <w:color w:val="16A34A"/>
+                <w:sz w:val="16"/>
+              </w:rPr>
+              <w:t>s00q12a, s00q12b</w:t>
+            </w:r>
+          </w:p>
+        </w:tc>
+        <w:tc>
+          <w:tcPr>
+            <w:tcW w:type="dxa" w:w="1191"/>
+          </w:tcPr>
+          <w:p>
+            <w:r>
+              <w:rPr>
+                <w:b w:val="0"/>
+                <w:i w:val="0"/>
+                <w:color w:val="64748B"/>
+                <w:sz w:val="16"/>
+              </w:rPr>
+              <w:t>GT-CQ</w:t>
+            </w:r>
+          </w:p>
+        </w:tc>
+        <w:tc>
+          <w:tcPr>
+            <w:tcW w:type="dxa" w:w="4706"/>
+          </w:tcPr>
+          <w:p>
+            <w:r>
+              <w:rPr>
+                <w:b w:val="0"/>
+                <w:i w:val="0"/>
+                <w:sz w:val="17"/>
+              </w:rPr>
+              <w:t>Prière de renseigner la bonne adresse.Attention! Veillez bien renseigner le deuxième numero du chef de ménage(0.12b).</w:t>
+            </w:r>
+          </w:p>
+        </w:tc>
+      </w:tr>
+      <w:tr>
+        <w:tc>
+          <w:tcPr>
+            <w:tcW w:type="dxa" w:w="964"/>
+          </w:tcPr>
+          <w:p>
+            <w:r>
+              <w:rPr>
+                <w:b/>
+                <w:i w:val="0"/>
+                <w:color w:val="EA580C"/>
+                <w:sz w:val="16"/>
+              </w:rPr>
+              <w:t>Moyenne</w:t>
+            </w:r>
+          </w:p>
+        </w:tc>
+        <w:tc>
+          <w:tcPr>
+            <w:tcW w:type="dxa" w:w="1247"/>
+          </w:tcPr>
+          <w:p>
+            <w:r>
+              <w:rPr>
+                <w:b/>
+                <w:i w:val="0"/>
+                <w:sz w:val="16"/>
+              </w:rPr>
+              <w:t>S01</w:t>
+              <w:br/>
+            </w:r>
+            <w:r>
+              <w:rPr>
+                <w:b w:val="0"/>
+                <w:i w:val="0"/>
+                <w:color w:val="64748B"/>
+                <w:sz w:val="14"/>
+              </w:rPr>
+              <w:t>Démographie</w:t>
+            </w:r>
+          </w:p>
+        </w:tc>
+        <w:tc>
+          <w:tcPr>
+            <w:tcW w:type="dxa" w:w="1531"/>
+          </w:tcPr>
+          <w:p>
+            <w:r>
+              <w:rPr>
+                <w:b/>
+                <w:i w:val="0"/>
+                <w:color w:val="16A34A"/>
+                <w:sz w:val="16"/>
+              </w:rPr>
+              <w:t>—</w:t>
+            </w:r>
+          </w:p>
+        </w:tc>
+        <w:tc>
+          <w:tcPr>
+            <w:tcW w:type="dxa" w:w="1191"/>
+          </w:tcPr>
+          <w:p>
+            <w:r>
+              <w:rPr>
+                <w:b w:val="0"/>
+                <w:i w:val="0"/>
+                <w:color w:val="64748B"/>
+                <w:sz w:val="16"/>
+              </w:rPr>
+              <w:t>GT-CQ</w:t>
+            </w:r>
+          </w:p>
+        </w:tc>
+        <w:tc>
+          <w:tcPr>
+            <w:tcW w:type="dxa" w:w="4706"/>
+          </w:tcPr>
+          <w:p>
+            <w:r>
+              <w:rPr>
+                <w:b w:val="0"/>
+                <w:i w:val="0"/>
+                <w:sz w:val="17"/>
+              </w:rPr>
+              <w:t>Prière de verifier l'information donnée par FATOU DIEDHIOU ou corriger au niveau de la section 1.</w:t>
+            </w:r>
+          </w:p>
+        </w:tc>
+      </w:tr>
+      <w:tr>
+        <w:tc>
+          <w:tcPr>
+            <w:tcW w:type="dxa" w:w="964"/>
+          </w:tcPr>
+          <w:p>
+            <w:r>
+              <w:rPr>
+                <w:b/>
+                <w:i w:val="0"/>
+                <w:color w:val="EA580C"/>
+                <w:sz w:val="16"/>
+              </w:rPr>
+              <w:t>Moyenne</w:t>
+            </w:r>
+          </w:p>
+        </w:tc>
+        <w:tc>
+          <w:tcPr>
+            <w:tcW w:type="dxa" w:w="1247"/>
+          </w:tcPr>
+          <w:p>
+            <w:r>
+              <w:rPr>
+                <w:b/>
+                <w:i w:val="0"/>
+                <w:sz w:val="16"/>
+              </w:rPr>
+              <w:t>S01</w:t>
+              <w:br/>
+            </w:r>
+            <w:r>
+              <w:rPr>
+                <w:b w:val="0"/>
+                <w:i w:val="0"/>
+                <w:color w:val="64748B"/>
+                <w:sz w:val="14"/>
+              </w:rPr>
+              <w:t>Démographie</w:t>
+            </w:r>
+          </w:p>
+        </w:tc>
+        <w:tc>
+          <w:tcPr>
+            <w:tcW w:type="dxa" w:w="1531"/>
+          </w:tcPr>
+          <w:p>
+            <w:r>
+              <w:rPr>
+                <w:b/>
+                <w:i w:val="0"/>
+                <w:color w:val="16A34A"/>
+                <w:sz w:val="16"/>
+              </w:rPr>
+              <w:t>—</w:t>
+            </w:r>
+          </w:p>
+        </w:tc>
+        <w:tc>
+          <w:tcPr>
+            <w:tcW w:type="dxa" w:w="1191"/>
+          </w:tcPr>
+          <w:p>
+            <w:r>
+              <w:rPr>
+                <w:b w:val="0"/>
+                <w:i w:val="0"/>
+                <w:color w:val="64748B"/>
+                <w:sz w:val="16"/>
+              </w:rPr>
+              <w:t>GT-CQ</w:t>
+            </w:r>
+          </w:p>
+        </w:tc>
+        <w:tc>
+          <w:tcPr>
+            <w:tcW w:type="dxa" w:w="4706"/>
+          </w:tcPr>
+          <w:p>
+            <w:r>
+              <w:rPr>
+                <w:b w:val="0"/>
+                <w:i w:val="0"/>
+                <w:sz w:val="17"/>
+              </w:rPr>
+              <w:t>Prière de verifier l'information donnée par MOUSSA DIEDHIOU ou corriger au niveau de la section 1.</w:t>
+            </w:r>
+          </w:p>
+        </w:tc>
+      </w:tr>
+      <w:tr>
+        <w:tc>
+          <w:tcPr>
+            <w:tcW w:type="dxa" w:w="964"/>
+          </w:tcPr>
+          <w:p>
+            <w:r>
+              <w:rPr>
+                <w:b/>
+                <w:i w:val="0"/>
+                <w:color w:val="EA580C"/>
+                <w:sz w:val="16"/>
+              </w:rPr>
+              <w:t>Moyenne</w:t>
+            </w:r>
+          </w:p>
+        </w:tc>
+        <w:tc>
+          <w:tcPr>
+            <w:tcW w:type="dxa" w:w="1247"/>
+          </w:tcPr>
+          <w:p>
+            <w:r>
+              <w:rPr>
+                <w:b/>
+                <w:i w:val="0"/>
+                <w:sz w:val="16"/>
+              </w:rPr>
+              <w:t>S01</w:t>
+              <w:br/>
+            </w:r>
+            <w:r>
+              <w:rPr>
+                <w:b w:val="0"/>
+                <w:i w:val="0"/>
+                <w:color w:val="64748B"/>
+                <w:sz w:val="14"/>
+              </w:rPr>
+              <w:t>Démographie</w:t>
+            </w:r>
+          </w:p>
+        </w:tc>
+        <w:tc>
+          <w:tcPr>
+            <w:tcW w:type="dxa" w:w="1531"/>
+          </w:tcPr>
+          <w:p>
+            <w:r>
+              <w:rPr>
+                <w:b/>
+                <w:i w:val="0"/>
+                <w:color w:val="16A34A"/>
+                <w:sz w:val="16"/>
+              </w:rPr>
+              <w:t>—</w:t>
+            </w:r>
+          </w:p>
+        </w:tc>
+        <w:tc>
+          <w:tcPr>
+            <w:tcW w:type="dxa" w:w="1191"/>
+          </w:tcPr>
+          <w:p>
+            <w:r>
+              <w:rPr>
+                <w:b w:val="0"/>
+                <w:i w:val="0"/>
+                <w:color w:val="64748B"/>
+                <w:sz w:val="16"/>
+              </w:rPr>
+              <w:t>GT-CQ</w:t>
+            </w:r>
+          </w:p>
+        </w:tc>
+        <w:tc>
+          <w:tcPr>
+            <w:tcW w:type="dxa" w:w="4706"/>
+          </w:tcPr>
+          <w:p>
+            <w:r>
+              <w:rPr>
+                <w:b w:val="0"/>
+                <w:i w:val="0"/>
+                <w:sz w:val="17"/>
+              </w:rPr>
+              <w:t>Prière de verifier l'information donnée par NAFI DIEDHIOU ou corriger au niveau de la section 1.</w:t>
+            </w:r>
+          </w:p>
+        </w:tc>
+      </w:tr>
+      <w:tr>
+        <w:tc>
+          <w:tcPr>
+            <w:tcW w:type="dxa" w:w="964"/>
+          </w:tcPr>
+          <w:p>
+            <w:r>
+              <w:rPr>
+                <w:b/>
+                <w:i w:val="0"/>
+                <w:color w:val="EA580C"/>
+                <w:sz w:val="16"/>
+              </w:rPr>
+              <w:t>Moyenne</w:t>
+            </w:r>
+          </w:p>
+        </w:tc>
+        <w:tc>
+          <w:tcPr>
+            <w:tcW w:type="dxa" w:w="1247"/>
+          </w:tcPr>
+          <w:p>
+            <w:r>
+              <w:rPr>
+                <w:b/>
+                <w:i w:val="0"/>
+                <w:sz w:val="16"/>
+              </w:rPr>
+              <w:t>S01</w:t>
+              <w:br/>
+            </w:r>
+            <w:r>
+              <w:rPr>
+                <w:b w:val="0"/>
+                <w:i w:val="0"/>
+                <w:color w:val="64748B"/>
+                <w:sz w:val="14"/>
+              </w:rPr>
+              <w:t>Démographie</w:t>
+            </w:r>
+          </w:p>
+        </w:tc>
+        <w:tc>
+          <w:tcPr>
+            <w:tcW w:type="dxa" w:w="1531"/>
+          </w:tcPr>
+          <w:p>
+            <w:r>
+              <w:rPr>
+                <w:b/>
+                <w:i w:val="0"/>
+                <w:color w:val="16A34A"/>
+                <w:sz w:val="16"/>
+              </w:rPr>
+              <w:t>s01q41, s01q00b</w:t>
+            </w:r>
+          </w:p>
+        </w:tc>
+        <w:tc>
+          <w:tcPr>
+            <w:tcW w:type="dxa" w:w="1191"/>
+          </w:tcPr>
+          <w:p>
+            <w:r>
+              <w:rPr>
+                <w:b w:val="0"/>
+                <w:i w:val="0"/>
+                <w:color w:val="64748B"/>
+                <w:sz w:val="16"/>
+              </w:rPr>
+              <w:t>GT-CQ</w:t>
+            </w:r>
+          </w:p>
+        </w:tc>
+        <w:tc>
+          <w:tcPr>
+            <w:tcW w:type="dxa" w:w="4706"/>
+          </w:tcPr>
+          <w:p>
+            <w:r>
+              <w:rPr>
+                <w:b w:val="0"/>
+                <w:i w:val="0"/>
+                <w:sz w:val="17"/>
+              </w:rPr>
+              <w:t>Le montant dépensé ou reçu en cadeau pour les cartes prépayées, les transferts de crédit et les abonnements de  IDRISSA DIEDHIOU semble élevé ou faible , prière de corriger ou de confirmer l'information avec le QG.</w:t>
+            </w:r>
+          </w:p>
+        </w:tc>
+      </w:tr>
+      <w:tr>
+        <w:tc>
+          <w:tcPr>
+            <w:tcW w:type="dxa" w:w="964"/>
+          </w:tcPr>
+          <w:p>
+            <w:r>
+              <w:rPr>
+                <w:b/>
+                <w:i w:val="0"/>
+                <w:color w:val="EA580C"/>
+                <w:sz w:val="16"/>
+              </w:rPr>
+              <w:t>Moyenne</w:t>
+            </w:r>
+          </w:p>
+        </w:tc>
+        <w:tc>
+          <w:tcPr>
+            <w:tcW w:type="dxa" w:w="1247"/>
+          </w:tcPr>
+          <w:p>
+            <w:r>
+              <w:rPr>
+                <w:b/>
+                <w:i w:val="0"/>
+                <w:sz w:val="16"/>
+              </w:rPr>
+              <w:t>S01</w:t>
+              <w:br/>
+            </w:r>
+            <w:r>
+              <w:rPr>
+                <w:b w:val="0"/>
+                <w:i w:val="0"/>
+                <w:color w:val="64748B"/>
+                <w:sz w:val="14"/>
+              </w:rPr>
+              <w:t>Démographie</w:t>
+            </w:r>
+          </w:p>
+        </w:tc>
+        <w:tc>
+          <w:tcPr>
+            <w:tcW w:type="dxa" w:w="1531"/>
+          </w:tcPr>
+          <w:p>
+            <w:r>
+              <w:rPr>
+                <w:b/>
+                <w:i w:val="0"/>
+                <w:color w:val="16A34A"/>
+                <w:sz w:val="16"/>
+              </w:rPr>
+              <w:t>—</w:t>
+            </w:r>
+          </w:p>
+        </w:tc>
+        <w:tc>
+          <w:tcPr>
+            <w:tcW w:type="dxa" w:w="1191"/>
+          </w:tcPr>
+          <w:p>
+            <w:r>
+              <w:rPr>
+                <w:b w:val="0"/>
+                <w:i w:val="0"/>
+                <w:color w:val="64748B"/>
+                <w:sz w:val="16"/>
+              </w:rPr>
+              <w:t>GT-CQ</w:t>
+            </w:r>
+          </w:p>
+        </w:tc>
+        <w:tc>
+          <w:tcPr>
+            <w:tcW w:type="dxa" w:w="4706"/>
+          </w:tcPr>
+          <w:p>
+            <w:r>
+              <w:rPr>
+                <w:b w:val="0"/>
+                <w:i w:val="0"/>
+                <w:sz w:val="17"/>
+              </w:rPr>
+              <w:t>Attention ! Le montant (15000 Fcfa) dépensé ou reçu en cadeau pour les cartes prépayées, les transferts de crédit et les abonnements de  IDRISSA DIEDHIOU est relativement élevé par rapport aux autres montants depansés observés dans cette zone.</w:t>
+            </w:r>
+          </w:p>
+        </w:tc>
+      </w:tr>
+      <w:tr>
+        <w:tc>
+          <w:tcPr>
+            <w:tcW w:type="dxa" w:w="964"/>
+          </w:tcPr>
+          <w:p>
+            <w:r>
+              <w:rPr>
+                <w:b/>
+                <w:i w:val="0"/>
+                <w:color w:val="EA580C"/>
+                <w:sz w:val="16"/>
+              </w:rPr>
+              <w:t>Moyenne</w:t>
+            </w:r>
+          </w:p>
+        </w:tc>
+        <w:tc>
+          <w:tcPr>
+            <w:tcW w:type="dxa" w:w="1247"/>
+          </w:tcPr>
+          <w:p>
+            <w:r>
+              <w:rPr>
+                <w:b/>
+                <w:i w:val="0"/>
+                <w:sz w:val="16"/>
+              </w:rPr>
+              <w:t>S01</w:t>
+              <w:br/>
+            </w:r>
+            <w:r>
+              <w:rPr>
+                <w:b w:val="0"/>
+                <w:i w:val="0"/>
+                <w:color w:val="64748B"/>
+                <w:sz w:val="14"/>
+              </w:rPr>
+              <w:t>Démographie</w:t>
+            </w:r>
+          </w:p>
+        </w:tc>
+        <w:tc>
+          <w:tcPr>
+            <w:tcW w:type="dxa" w:w="1531"/>
+          </w:tcPr>
+          <w:p>
+            <w:r>
+              <w:rPr>
+                <w:b/>
+                <w:i w:val="0"/>
+                <w:color w:val="16A34A"/>
+                <w:sz w:val="16"/>
+              </w:rPr>
+              <w:t>—</w:t>
+            </w:r>
+          </w:p>
+        </w:tc>
+        <w:tc>
+          <w:tcPr>
+            <w:tcW w:type="dxa" w:w="1191"/>
+          </w:tcPr>
+          <w:p>
+            <w:r>
+              <w:rPr>
+                <w:b w:val="0"/>
+                <w:i w:val="0"/>
+                <w:color w:val="64748B"/>
+                <w:sz w:val="16"/>
+              </w:rPr>
+              <w:t>GT-CQ</w:t>
+            </w:r>
+          </w:p>
+        </w:tc>
+        <w:tc>
+          <w:tcPr>
+            <w:tcW w:type="dxa" w:w="4706"/>
+          </w:tcPr>
+          <w:p>
+            <w:r>
+              <w:rPr>
+                <w:b w:val="0"/>
+                <w:i w:val="0"/>
+                <w:sz w:val="17"/>
+              </w:rPr>
+              <w:t>Prière de corriger ou de confirmer avec le QG.</w:t>
+            </w:r>
+          </w:p>
+        </w:tc>
+      </w:tr>
+      <w:tr>
+        <w:tc>
+          <w:tcPr>
+            <w:tcW w:type="dxa" w:w="964"/>
+          </w:tcPr>
+          <w:p>
+            <w:r>
+              <w:rPr>
+                <w:b/>
+                <w:i w:val="0"/>
+                <w:color w:val="EA580C"/>
+                <w:sz w:val="16"/>
+              </w:rPr>
+              <w:t>Moyenne</w:t>
+            </w:r>
+          </w:p>
+        </w:tc>
+        <w:tc>
+          <w:tcPr>
+            <w:tcW w:type="dxa" w:w="1247"/>
+          </w:tcPr>
+          <w:p>
+            <w:r>
+              <w:rPr>
+                <w:b/>
+                <w:i w:val="0"/>
+                <w:sz w:val="16"/>
+              </w:rPr>
+              <w:t>S01</w:t>
+              <w:br/>
+            </w:r>
+            <w:r>
+              <w:rPr>
+                <w:b w:val="0"/>
+                <w:i w:val="0"/>
+                <w:color w:val="64748B"/>
+                <w:sz w:val="14"/>
+              </w:rPr>
+              <w:t>Démographie</w:t>
+            </w:r>
+          </w:p>
+        </w:tc>
+        <w:tc>
+          <w:tcPr>
+            <w:tcW w:type="dxa" w:w="1531"/>
+          </w:tcPr>
+          <w:p>
+            <w:r>
+              <w:rPr>
+                <w:b/>
+                <w:i w:val="0"/>
+                <w:color w:val="16A34A"/>
+                <w:sz w:val="16"/>
+              </w:rPr>
+              <w:t>—</w:t>
+            </w:r>
+          </w:p>
+        </w:tc>
+        <w:tc>
+          <w:tcPr>
+            <w:tcW w:type="dxa" w:w="1191"/>
+          </w:tcPr>
+          <w:p>
+            <w:r>
+              <w:rPr>
+                <w:b w:val="0"/>
+                <w:i w:val="0"/>
+                <w:color w:val="64748B"/>
+                <w:sz w:val="16"/>
+              </w:rPr>
+              <w:t>GT-CQ</w:t>
+            </w:r>
+          </w:p>
+        </w:tc>
+        <w:tc>
+          <w:tcPr>
+            <w:tcW w:type="dxa" w:w="4706"/>
+          </w:tcPr>
+          <w:p>
+            <w:r>
+              <w:rPr>
+                <w:b w:val="0"/>
+                <w:i w:val="0"/>
+                <w:sz w:val="17"/>
+              </w:rPr>
+              <w:t>Prière de verifier l'information donnée par IDRISSA DIEDHIOU ou corriger au niveau de la section 1.</w:t>
+            </w:r>
+          </w:p>
+        </w:tc>
+      </w:tr>
+      <w:tr>
+        <w:tc>
+          <w:tcPr>
+            <w:tcW w:type="dxa" w:w="964"/>
+          </w:tcPr>
+          <w:p>
+            <w:r>
+              <w:rPr>
+                <w:b/>
+                <w:i w:val="0"/>
+                <w:color w:val="EA580C"/>
+                <w:sz w:val="16"/>
+              </w:rPr>
+              <w:t>Moyenne</w:t>
+            </w:r>
+          </w:p>
+        </w:tc>
+        <w:tc>
+          <w:tcPr>
+            <w:tcW w:type="dxa" w:w="1247"/>
+          </w:tcPr>
+          <w:p>
+            <w:r>
+              <w:rPr>
+                <w:b/>
+                <w:i w:val="0"/>
+                <w:sz w:val="16"/>
+              </w:rPr>
               <w:t>S02</w:t>
               <w:br/>
             </w:r>
@@ -1084,7 +2254,7 @@
                 <w:color w:val="16A34A"/>
                 <w:sz w:val="16"/>
               </w:rPr>
-              <w:t>—</w:t>
+              <w:t>s01q63, s00q04, s02q25, s01q00b, s02q17_2, s02q15_2</w:t>
             </w:r>
           </w:p>
         </w:tc>
@@ -1115,1447 +2285,7 @@
                 <w:i w:val="0"/>
                 <w:sz w:val="17"/>
               </w:rPr>
-              <w:t>Incohérence!!! seulement les écoles privées paient les frais de scolarité (y compris les frais d'inscription).</w:t>
-            </w:r>
-          </w:p>
-        </w:tc>
-      </w:tr>
-      <w:tr>
-        <w:tc>
-          <w:tcPr>
-            <w:tcW w:type="dxa" w:w="964"/>
-          </w:tcPr>
-          <w:p>
-            <w:r>
-              <w:rPr>
-                <w:b/>
-                <w:i w:val="0"/>
-                <w:color w:val="DC2626"/>
-                <w:sz w:val="16"/>
-              </w:rPr>
-              <w:t>Haute</w:t>
-            </w:r>
-          </w:p>
-        </w:tc>
-        <w:tc>
-          <w:tcPr>
-            <w:tcW w:type="dxa" w:w="1247"/>
-          </w:tcPr>
-          <w:p>
-            <w:r>
-              <w:rPr>
-                <w:b/>
-                <w:i w:val="0"/>
-                <w:sz w:val="16"/>
-              </w:rPr>
-              <w:t>S11</w:t>
-              <w:br/>
-            </w:r>
-            <w:r>
-              <w:rPr>
-                <w:b w:val="0"/>
-                <w:i w:val="0"/>
-                <w:color w:val="64748B"/>
-                <w:sz w:val="14"/>
-              </w:rPr>
-              <w:t>Logement / cadre de vie</w:t>
-            </w:r>
-          </w:p>
-        </w:tc>
-        <w:tc>
-          <w:tcPr>
-            <w:tcW w:type="dxa" w:w="1531"/>
-          </w:tcPr>
-          <w:p>
-            <w:r>
-              <w:rPr>
-                <w:b/>
-                <w:i w:val="0"/>
-                <w:color w:val="16A34A"/>
-                <w:sz w:val="16"/>
-              </w:rPr>
-              <w:t>—</w:t>
-            </w:r>
-          </w:p>
-        </w:tc>
-        <w:tc>
-          <w:tcPr>
-            <w:tcW w:type="dxa" w:w="1191"/>
-          </w:tcPr>
-          <w:p>
-            <w:r>
-              <w:rPr>
-                <w:b w:val="0"/>
-                <w:i w:val="0"/>
-                <w:color w:val="64748B"/>
-                <w:sz w:val="16"/>
-              </w:rPr>
-              <w:t>GT-CQ</w:t>
-            </w:r>
-          </w:p>
-        </w:tc>
-        <w:tc>
-          <w:tcPr>
-            <w:tcW w:type="dxa" w:w="4706"/>
-          </w:tcPr>
-          <w:p>
-            <w:r>
-              <w:rPr>
-                <w:b w:val="0"/>
-                <w:i w:val="0"/>
-                <w:sz w:val="17"/>
-              </w:rPr>
-              <w:t>Incoherence!! Le ménage a depensé .</w:t>
-            </w:r>
-          </w:p>
-        </w:tc>
-      </w:tr>
-      <w:tr>
-        <w:tc>
-          <w:tcPr>
-            <w:tcW w:type="dxa" w:w="964"/>
-          </w:tcPr>
-          <w:p>
-            <w:r>
-              <w:rPr>
-                <w:b/>
-                <w:i w:val="0"/>
-                <w:color w:val="DC2626"/>
-                <w:sz w:val="16"/>
-              </w:rPr>
-              <w:t>Haute</w:t>
-            </w:r>
-          </w:p>
-        </w:tc>
-        <w:tc>
-          <w:tcPr>
-            <w:tcW w:type="dxa" w:w="1247"/>
-          </w:tcPr>
-          <w:p>
-            <w:r>
-              <w:rPr>
-                <w:b/>
-                <w:i w:val="0"/>
-                <w:sz w:val="16"/>
-              </w:rPr>
-              <w:t>S11</w:t>
-              <w:br/>
-            </w:r>
-            <w:r>
-              <w:rPr>
-                <w:b w:val="0"/>
-                <w:i w:val="0"/>
-                <w:color w:val="64748B"/>
-                <w:sz w:val="14"/>
-              </w:rPr>
-              <w:t>Logement / cadre de vie</w:t>
-            </w:r>
-          </w:p>
-        </w:tc>
-        <w:tc>
-          <w:tcPr>
-            <w:tcW w:type="dxa" w:w="1531"/>
-          </w:tcPr>
-          <w:p>
-            <w:r>
-              <w:rPr>
-                <w:b/>
-                <w:i w:val="0"/>
-                <w:color w:val="16A34A"/>
-                <w:sz w:val="16"/>
-              </w:rPr>
-              <w:t>s01q29, s01q31, s04q24, s00q04, s11q21, s09fq03, s09fq011</w:t>
-            </w:r>
-          </w:p>
-        </w:tc>
-        <w:tc>
-          <w:tcPr>
-            <w:tcW w:type="dxa" w:w="1191"/>
-          </w:tcPr>
-          <w:p>
-            <w:r>
-              <w:rPr>
-                <w:b w:val="0"/>
-                <w:i w:val="0"/>
-                <w:color w:val="64748B"/>
-                <w:sz w:val="16"/>
-              </w:rPr>
-              <w:t>GT-CQ</w:t>
-            </w:r>
-          </w:p>
-        </w:tc>
-        <w:tc>
-          <w:tcPr>
-            <w:tcW w:type="dxa" w:w="4706"/>
-          </w:tcPr>
-          <w:p>
-            <w:r>
-              <w:rPr>
-                <w:b w:val="0"/>
-                <w:i w:val="0"/>
-                <w:sz w:val="17"/>
-              </w:rPr>
-              <w:t>FCFA dans Frais de connexion au réseau de distribution d'eau mais dit ne pas être connecté à un réseau d'eau courante, prière de corriger cette incoherenceAttention!!! Les ménages vivants dans un(e) Maison Basse à ZIGUINCHOR Urbain ont généralement comme principal matériau de revêtement du sol du logement le/la Ciment/Béton, mais celui du ménage de YOUSSOUF ADJIBA DIEDHIOU (Terre battue/Sable) diffère de celui-ci.</w:t>
-            </w:r>
-          </w:p>
-        </w:tc>
-      </w:tr>
-      <w:tr>
-        <w:tc>
-          <w:tcPr>
-            <w:tcW w:type="dxa" w:w="964"/>
-          </w:tcPr>
-          <w:p>
-            <w:r>
-              <w:rPr>
-                <w:b/>
-                <w:i w:val="0"/>
-                <w:color w:val="DC2626"/>
-                <w:sz w:val="16"/>
-              </w:rPr>
-              <w:t>Haute</w:t>
-            </w:r>
-          </w:p>
-        </w:tc>
-        <w:tc>
-          <w:tcPr>
-            <w:tcW w:type="dxa" w:w="1247"/>
-          </w:tcPr>
-          <w:p>
-            <w:r>
-              <w:rPr>
-                <w:b/>
-                <w:i w:val="0"/>
-                <w:sz w:val="16"/>
-              </w:rPr>
-              <w:t>S20</w:t>
-              <w:br/>
-            </w:r>
-            <w:r>
-              <w:rPr>
-                <w:b w:val="0"/>
-                <w:i w:val="0"/>
-                <w:color w:val="64748B"/>
-                <w:sz w:val="14"/>
-              </w:rPr>
-              <w:t>Gouvernance / autres</w:t>
-            </w:r>
-          </w:p>
-        </w:tc>
-        <w:tc>
-          <w:tcPr>
-            <w:tcW w:type="dxa" w:w="1531"/>
-          </w:tcPr>
-          <w:p>
-            <w:r>
-              <w:rPr>
-                <w:b/>
-                <w:i w:val="0"/>
-                <w:color w:val="16A34A"/>
-                <w:sz w:val="16"/>
-              </w:rPr>
-              <w:t>—</w:t>
-            </w:r>
-          </w:p>
-        </w:tc>
-        <w:tc>
-          <w:tcPr>
-            <w:tcW w:type="dxa" w:w="1191"/>
-          </w:tcPr>
-          <w:p>
-            <w:r>
-              <w:rPr>
-                <w:b w:val="0"/>
-                <w:i w:val="0"/>
-                <w:color w:val="64748B"/>
-                <w:sz w:val="16"/>
-              </w:rPr>
-              <w:t>GT-CQ</w:t>
-            </w:r>
-          </w:p>
-        </w:tc>
-        <w:tc>
-          <w:tcPr>
-            <w:tcW w:type="dxa" w:w="4706"/>
-          </w:tcPr>
-          <w:p>
-            <w:r>
-              <w:rPr>
-                <w:b w:val="0"/>
-                <w:i w:val="0"/>
-                <w:sz w:val="17"/>
-              </w:rPr>
-              <w:t>Incohérence détectée ! Le ménage a précédemment déclaré vivre « Bien » ou « Assez bien » selon son revenu en 20A.02.</w:t>
-            </w:r>
-          </w:p>
-        </w:tc>
-      </w:tr>
-      <w:tr>
-        <w:tc>
-          <w:tcPr>
-            <w:tcW w:type="dxa" w:w="964"/>
-          </w:tcPr>
-          <w:p>
-            <w:r>
-              <w:rPr>
-                <w:b/>
-                <w:i w:val="0"/>
-                <w:color w:val="EA580C"/>
-                <w:sz w:val="16"/>
-              </w:rPr>
-              <w:t>Moyenne</w:t>
-            </w:r>
-          </w:p>
-        </w:tc>
-        <w:tc>
-          <w:tcPr>
-            <w:tcW w:type="dxa" w:w="1247"/>
-          </w:tcPr>
-          <w:p>
-            <w:r>
-              <w:rPr>
-                <w:b/>
-                <w:i w:val="0"/>
-                <w:sz w:val="16"/>
-              </w:rPr>
-              <w:t>S00</w:t>
-              <w:br/>
-            </w:r>
-            <w:r>
-              <w:rPr>
-                <w:b w:val="0"/>
-                <w:i w:val="0"/>
-                <w:color w:val="64748B"/>
-                <w:sz w:val="14"/>
-              </w:rPr>
-              <w:t>Identification</w:t>
-            </w:r>
-          </w:p>
-        </w:tc>
-        <w:tc>
-          <w:tcPr>
-            <w:tcW w:type="dxa" w:w="1531"/>
-          </w:tcPr>
-          <w:p>
-            <w:r>
-              <w:rPr>
-                <w:b/>
-                <w:i w:val="0"/>
-                <w:color w:val="16A34A"/>
-                <w:sz w:val="16"/>
-              </w:rPr>
-              <w:t>s00q27</w:t>
-            </w:r>
-          </w:p>
-        </w:tc>
-        <w:tc>
-          <w:tcPr>
-            <w:tcW w:type="dxa" w:w="1191"/>
-          </w:tcPr>
-          <w:p>
-            <w:r>
-              <w:rPr>
-                <w:b w:val="0"/>
-                <w:i w:val="0"/>
-                <w:color w:val="64748B"/>
-                <w:sz w:val="16"/>
-              </w:rPr>
-              <w:t>GT-CQ</w:t>
-            </w:r>
-          </w:p>
-        </w:tc>
-        <w:tc>
-          <w:tcPr>
-            <w:tcW w:type="dxa" w:w="4706"/>
-          </w:tcPr>
-          <w:p>
-            <w:r>
-              <w:rPr>
-                <w:b w:val="0"/>
-                <w:i w:val="0"/>
-                <w:sz w:val="17"/>
-              </w:rPr>
-              <w:t>Le questionnaire semble ne pas être complètement fini mais le questionnaire est en statut complet, prière de compléter le questionnaire.</w:t>
-            </w:r>
-          </w:p>
-        </w:tc>
-      </w:tr>
-      <w:tr>
-        <w:tc>
-          <w:tcPr>
-            <w:tcW w:type="dxa" w:w="964"/>
-          </w:tcPr>
-          <w:p>
-            <w:r>
-              <w:rPr>
-                <w:b/>
-                <w:i w:val="0"/>
-                <w:color w:val="EA580C"/>
-                <w:sz w:val="16"/>
-              </w:rPr>
-              <w:t>Moyenne</w:t>
-            </w:r>
-          </w:p>
-        </w:tc>
-        <w:tc>
-          <w:tcPr>
-            <w:tcW w:type="dxa" w:w="1247"/>
-          </w:tcPr>
-          <w:p>
-            <w:r>
-              <w:rPr>
-                <w:b/>
-                <w:i w:val="0"/>
-                <w:sz w:val="16"/>
-              </w:rPr>
-              <w:t>S00</w:t>
-              <w:br/>
-            </w:r>
-            <w:r>
-              <w:rPr>
-                <w:b w:val="0"/>
-                <w:i w:val="0"/>
-                <w:color w:val="64748B"/>
-                <w:sz w:val="14"/>
-              </w:rPr>
-              <w:t>Identification</w:t>
-            </w:r>
-          </w:p>
-        </w:tc>
-        <w:tc>
-          <w:tcPr>
-            <w:tcW w:type="dxa" w:w="1531"/>
-          </w:tcPr>
-          <w:p>
-            <w:r>
-              <w:rPr>
-                <w:b/>
-                <w:i w:val="0"/>
-                <w:color w:val="16A34A"/>
-                <w:sz w:val="16"/>
-              </w:rPr>
-              <w:t>—</w:t>
-            </w:r>
-          </w:p>
-        </w:tc>
-        <w:tc>
-          <w:tcPr>
-            <w:tcW w:type="dxa" w:w="1191"/>
-          </w:tcPr>
-          <w:p>
-            <w:r>
-              <w:rPr>
-                <w:b w:val="0"/>
-                <w:i w:val="0"/>
-                <w:color w:val="64748B"/>
-                <w:sz w:val="16"/>
-              </w:rPr>
-              <w:t>GT-CQ</w:t>
-            </w:r>
-          </w:p>
-        </w:tc>
-        <w:tc>
-          <w:tcPr>
-            <w:tcW w:type="dxa" w:w="4706"/>
-          </w:tcPr>
-          <w:p>
-            <w:r>
-              <w:rPr>
-                <w:b w:val="0"/>
-                <w:i w:val="0"/>
-                <w:sz w:val="17"/>
-              </w:rPr>
-              <w:t>L'adresse ou la localisation du ménage doit être bien renseignée, ne doit pas contenir des numéros de téléphone et elle semble courte pour être une adresse.</w:t>
-            </w:r>
-          </w:p>
-        </w:tc>
-      </w:tr>
-      <w:tr>
-        <w:tc>
-          <w:tcPr>
-            <w:tcW w:type="dxa" w:w="964"/>
-          </w:tcPr>
-          <w:p>
-            <w:r>
-              <w:rPr>
-                <w:b/>
-                <w:i w:val="0"/>
-                <w:color w:val="EA580C"/>
-                <w:sz w:val="16"/>
-              </w:rPr>
-              <w:t>Moyenne</w:t>
-            </w:r>
-          </w:p>
-        </w:tc>
-        <w:tc>
-          <w:tcPr>
-            <w:tcW w:type="dxa" w:w="1247"/>
-          </w:tcPr>
-          <w:p>
-            <w:r>
-              <w:rPr>
-                <w:b/>
-                <w:i w:val="0"/>
-                <w:sz w:val="16"/>
-              </w:rPr>
-              <w:t>S00</w:t>
-              <w:br/>
-            </w:r>
-            <w:r>
-              <w:rPr>
-                <w:b w:val="0"/>
-                <w:i w:val="0"/>
-                <w:color w:val="64748B"/>
-                <w:sz w:val="14"/>
-              </w:rPr>
-              <w:t>Identification</w:t>
-            </w:r>
-          </w:p>
-        </w:tc>
-        <w:tc>
-          <w:tcPr>
-            <w:tcW w:type="dxa" w:w="1531"/>
-          </w:tcPr>
-          <w:p>
-            <w:r>
-              <w:rPr>
-                <w:b/>
-                <w:i w:val="0"/>
-                <w:color w:val="16A34A"/>
-                <w:sz w:val="16"/>
-              </w:rPr>
-              <w:t>s00q12a, s00q12b</w:t>
-            </w:r>
-          </w:p>
-        </w:tc>
-        <w:tc>
-          <w:tcPr>
-            <w:tcW w:type="dxa" w:w="1191"/>
-          </w:tcPr>
-          <w:p>
-            <w:r>
-              <w:rPr>
-                <w:b w:val="0"/>
-                <w:i w:val="0"/>
-                <w:color w:val="64748B"/>
-                <w:sz w:val="16"/>
-              </w:rPr>
-              <w:t>GT-CQ</w:t>
-            </w:r>
-          </w:p>
-        </w:tc>
-        <w:tc>
-          <w:tcPr>
-            <w:tcW w:type="dxa" w:w="4706"/>
-          </w:tcPr>
-          <w:p>
-            <w:r>
-              <w:rPr>
-                <w:b w:val="0"/>
-                <w:i w:val="0"/>
-                <w:sz w:val="17"/>
-              </w:rPr>
-              <w:t>Prière de renseigner la bonne adresse.Attention! Veillez bien renseigner le deuxième numero du chef de ménage(0.12b).</w:t>
-            </w:r>
-          </w:p>
-        </w:tc>
-      </w:tr>
-      <w:tr>
-        <w:tc>
-          <w:tcPr>
-            <w:tcW w:type="dxa" w:w="964"/>
-          </w:tcPr>
-          <w:p>
-            <w:r>
-              <w:rPr>
-                <w:b/>
-                <w:i w:val="0"/>
-                <w:color w:val="EA580C"/>
-                <w:sz w:val="16"/>
-              </w:rPr>
-              <w:t>Moyenne</w:t>
-            </w:r>
-          </w:p>
-        </w:tc>
-        <w:tc>
-          <w:tcPr>
-            <w:tcW w:type="dxa" w:w="1247"/>
-          </w:tcPr>
-          <w:p>
-            <w:r>
-              <w:rPr>
-                <w:b/>
-                <w:i w:val="0"/>
-                <w:sz w:val="16"/>
-              </w:rPr>
-              <w:t>S01</w:t>
-              <w:br/>
-            </w:r>
-            <w:r>
-              <w:rPr>
-                <w:b w:val="0"/>
-                <w:i w:val="0"/>
-                <w:color w:val="64748B"/>
-                <w:sz w:val="14"/>
-              </w:rPr>
-              <w:t>Démographie</w:t>
-            </w:r>
-          </w:p>
-        </w:tc>
-        <w:tc>
-          <w:tcPr>
-            <w:tcW w:type="dxa" w:w="1531"/>
-          </w:tcPr>
-          <w:p>
-            <w:r>
-              <w:rPr>
-                <w:b/>
-                <w:i w:val="0"/>
-                <w:color w:val="16A34A"/>
-                <w:sz w:val="16"/>
-              </w:rPr>
-              <w:t>—</w:t>
-            </w:r>
-          </w:p>
-        </w:tc>
-        <w:tc>
-          <w:tcPr>
-            <w:tcW w:type="dxa" w:w="1191"/>
-          </w:tcPr>
-          <w:p>
-            <w:r>
-              <w:rPr>
-                <w:b w:val="0"/>
-                <w:i w:val="0"/>
-                <w:color w:val="64748B"/>
-                <w:sz w:val="16"/>
-              </w:rPr>
-              <w:t>GT-CQ</w:t>
-            </w:r>
-          </w:p>
-        </w:tc>
-        <w:tc>
-          <w:tcPr>
-            <w:tcW w:type="dxa" w:w="4706"/>
-          </w:tcPr>
-          <w:p>
-            <w:r>
-              <w:rPr>
-                <w:b w:val="0"/>
-                <w:i w:val="0"/>
-                <w:sz w:val="17"/>
-              </w:rPr>
-              <w:t>Prière de verifier l'information donnée par FATOU DIEDHIOU ou corriger au niveau de la section 1.</w:t>
-            </w:r>
-          </w:p>
-        </w:tc>
-      </w:tr>
-      <w:tr>
-        <w:tc>
-          <w:tcPr>
-            <w:tcW w:type="dxa" w:w="964"/>
-          </w:tcPr>
-          <w:p>
-            <w:r>
-              <w:rPr>
-                <w:b/>
-                <w:i w:val="0"/>
-                <w:color w:val="EA580C"/>
-                <w:sz w:val="16"/>
-              </w:rPr>
-              <w:t>Moyenne</w:t>
-            </w:r>
-          </w:p>
-        </w:tc>
-        <w:tc>
-          <w:tcPr>
-            <w:tcW w:type="dxa" w:w="1247"/>
-          </w:tcPr>
-          <w:p>
-            <w:r>
-              <w:rPr>
-                <w:b/>
-                <w:i w:val="0"/>
-                <w:sz w:val="16"/>
-              </w:rPr>
-              <w:t>S01</w:t>
-              <w:br/>
-            </w:r>
-            <w:r>
-              <w:rPr>
-                <w:b w:val="0"/>
-                <w:i w:val="0"/>
-                <w:color w:val="64748B"/>
-                <w:sz w:val="14"/>
-              </w:rPr>
-              <w:t>Démographie</w:t>
-            </w:r>
-          </w:p>
-        </w:tc>
-        <w:tc>
-          <w:tcPr>
-            <w:tcW w:type="dxa" w:w="1531"/>
-          </w:tcPr>
-          <w:p>
-            <w:r>
-              <w:rPr>
-                <w:b/>
-                <w:i w:val="0"/>
-                <w:color w:val="16A34A"/>
-                <w:sz w:val="16"/>
-              </w:rPr>
-              <w:t>—</w:t>
-            </w:r>
-          </w:p>
-        </w:tc>
-        <w:tc>
-          <w:tcPr>
-            <w:tcW w:type="dxa" w:w="1191"/>
-          </w:tcPr>
-          <w:p>
-            <w:r>
-              <w:rPr>
-                <w:b w:val="0"/>
-                <w:i w:val="0"/>
-                <w:color w:val="64748B"/>
-                <w:sz w:val="16"/>
-              </w:rPr>
-              <w:t>GT-CQ</w:t>
-            </w:r>
-          </w:p>
-        </w:tc>
-        <w:tc>
-          <w:tcPr>
-            <w:tcW w:type="dxa" w:w="4706"/>
-          </w:tcPr>
-          <w:p>
-            <w:r>
-              <w:rPr>
-                <w:b w:val="0"/>
-                <w:i w:val="0"/>
-                <w:sz w:val="17"/>
-              </w:rPr>
-              <w:t>Prière de verifier l'information donnée par MOUSSA DIEDHIOU ou corriger au niveau de la section 1.</w:t>
-            </w:r>
-          </w:p>
-        </w:tc>
-      </w:tr>
-      <w:tr>
-        <w:tc>
-          <w:tcPr>
-            <w:tcW w:type="dxa" w:w="964"/>
-          </w:tcPr>
-          <w:p>
-            <w:r>
-              <w:rPr>
-                <w:b/>
-                <w:i w:val="0"/>
-                <w:color w:val="EA580C"/>
-                <w:sz w:val="16"/>
-              </w:rPr>
-              <w:t>Moyenne</w:t>
-            </w:r>
-          </w:p>
-        </w:tc>
-        <w:tc>
-          <w:tcPr>
-            <w:tcW w:type="dxa" w:w="1247"/>
-          </w:tcPr>
-          <w:p>
-            <w:r>
-              <w:rPr>
-                <w:b/>
-                <w:i w:val="0"/>
-                <w:sz w:val="16"/>
-              </w:rPr>
-              <w:t>S01</w:t>
-              <w:br/>
-            </w:r>
-            <w:r>
-              <w:rPr>
-                <w:b w:val="0"/>
-                <w:i w:val="0"/>
-                <w:color w:val="64748B"/>
-                <w:sz w:val="14"/>
-              </w:rPr>
-              <w:t>Démographie</w:t>
-            </w:r>
-          </w:p>
-        </w:tc>
-        <w:tc>
-          <w:tcPr>
-            <w:tcW w:type="dxa" w:w="1531"/>
-          </w:tcPr>
-          <w:p>
-            <w:r>
-              <w:rPr>
-                <w:b/>
-                <w:i w:val="0"/>
-                <w:color w:val="16A34A"/>
-                <w:sz w:val="16"/>
-              </w:rPr>
-              <w:t>—</w:t>
-            </w:r>
-          </w:p>
-        </w:tc>
-        <w:tc>
-          <w:tcPr>
-            <w:tcW w:type="dxa" w:w="1191"/>
-          </w:tcPr>
-          <w:p>
-            <w:r>
-              <w:rPr>
-                <w:b w:val="0"/>
-                <w:i w:val="0"/>
-                <w:color w:val="64748B"/>
-                <w:sz w:val="16"/>
-              </w:rPr>
-              <w:t>GT-CQ</w:t>
-            </w:r>
-          </w:p>
-        </w:tc>
-        <w:tc>
-          <w:tcPr>
-            <w:tcW w:type="dxa" w:w="4706"/>
-          </w:tcPr>
-          <w:p>
-            <w:r>
-              <w:rPr>
-                <w:b w:val="0"/>
-                <w:i w:val="0"/>
-                <w:sz w:val="17"/>
-              </w:rPr>
-              <w:t>Prière de verifier l'information donnée par NAFI DIEDHIOU ou corriger au niveau de la section 1.</w:t>
-            </w:r>
-          </w:p>
-        </w:tc>
-      </w:tr>
-      <w:tr>
-        <w:tc>
-          <w:tcPr>
-            <w:tcW w:type="dxa" w:w="964"/>
-          </w:tcPr>
-          <w:p>
-            <w:r>
-              <w:rPr>
-                <w:b/>
-                <w:i w:val="0"/>
-                <w:color w:val="EA580C"/>
-                <w:sz w:val="16"/>
-              </w:rPr>
-              <w:t>Moyenne</w:t>
-            </w:r>
-          </w:p>
-        </w:tc>
-        <w:tc>
-          <w:tcPr>
-            <w:tcW w:type="dxa" w:w="1247"/>
-          </w:tcPr>
-          <w:p>
-            <w:r>
-              <w:rPr>
-                <w:b/>
-                <w:i w:val="0"/>
-                <w:sz w:val="16"/>
-              </w:rPr>
-              <w:t>S01</w:t>
-              <w:br/>
-            </w:r>
-            <w:r>
-              <w:rPr>
-                <w:b w:val="0"/>
-                <w:i w:val="0"/>
-                <w:color w:val="64748B"/>
-                <w:sz w:val="14"/>
-              </w:rPr>
-              <w:t>Démographie</w:t>
-            </w:r>
-          </w:p>
-        </w:tc>
-        <w:tc>
-          <w:tcPr>
-            <w:tcW w:type="dxa" w:w="1531"/>
-          </w:tcPr>
-          <w:p>
-            <w:r>
-              <w:rPr>
-                <w:b/>
-                <w:i w:val="0"/>
-                <w:color w:val="16A34A"/>
-                <w:sz w:val="16"/>
-              </w:rPr>
-              <w:t>s01q41, s01q00b</w:t>
-            </w:r>
-          </w:p>
-        </w:tc>
-        <w:tc>
-          <w:tcPr>
-            <w:tcW w:type="dxa" w:w="1191"/>
-          </w:tcPr>
-          <w:p>
-            <w:r>
-              <w:rPr>
-                <w:b w:val="0"/>
-                <w:i w:val="0"/>
-                <w:color w:val="64748B"/>
-                <w:sz w:val="16"/>
-              </w:rPr>
-              <w:t>GT-CQ</w:t>
-            </w:r>
-          </w:p>
-        </w:tc>
-        <w:tc>
-          <w:tcPr>
-            <w:tcW w:type="dxa" w:w="4706"/>
-          </w:tcPr>
-          <w:p>
-            <w:r>
-              <w:rPr>
-                <w:b w:val="0"/>
-                <w:i w:val="0"/>
-                <w:sz w:val="17"/>
-              </w:rPr>
-              <w:t>Le montant dépensé ou reçu en cadeau pour les cartes prépayées, les transferts de crédit et les abonnements de  IDRISSA DIEDHIOU semble élevé ou faible , prière de corriger ou de confirmer l'information avec le QG.</w:t>
-            </w:r>
-          </w:p>
-        </w:tc>
-      </w:tr>
-      <w:tr>
-        <w:tc>
-          <w:tcPr>
-            <w:tcW w:type="dxa" w:w="964"/>
-          </w:tcPr>
-          <w:p>
-            <w:r>
-              <w:rPr>
-                <w:b/>
-                <w:i w:val="0"/>
-                <w:color w:val="EA580C"/>
-                <w:sz w:val="16"/>
-              </w:rPr>
-              <w:t>Moyenne</w:t>
-            </w:r>
-          </w:p>
-        </w:tc>
-        <w:tc>
-          <w:tcPr>
-            <w:tcW w:type="dxa" w:w="1247"/>
-          </w:tcPr>
-          <w:p>
-            <w:r>
-              <w:rPr>
-                <w:b/>
-                <w:i w:val="0"/>
-                <w:sz w:val="16"/>
-              </w:rPr>
-              <w:t>S01</w:t>
-              <w:br/>
-            </w:r>
-            <w:r>
-              <w:rPr>
-                <w:b w:val="0"/>
-                <w:i w:val="0"/>
-                <w:color w:val="64748B"/>
-                <w:sz w:val="14"/>
-              </w:rPr>
-              <w:t>Démographie</w:t>
-            </w:r>
-          </w:p>
-        </w:tc>
-        <w:tc>
-          <w:tcPr>
-            <w:tcW w:type="dxa" w:w="1531"/>
-          </w:tcPr>
-          <w:p>
-            <w:r>
-              <w:rPr>
-                <w:b/>
-                <w:i w:val="0"/>
-                <w:color w:val="16A34A"/>
-                <w:sz w:val="16"/>
-              </w:rPr>
-              <w:t>—</w:t>
-            </w:r>
-          </w:p>
-        </w:tc>
-        <w:tc>
-          <w:tcPr>
-            <w:tcW w:type="dxa" w:w="1191"/>
-          </w:tcPr>
-          <w:p>
-            <w:r>
-              <w:rPr>
-                <w:b w:val="0"/>
-                <w:i w:val="0"/>
-                <w:color w:val="64748B"/>
-                <w:sz w:val="16"/>
-              </w:rPr>
-              <w:t>GT-CQ</w:t>
-            </w:r>
-          </w:p>
-        </w:tc>
-        <w:tc>
-          <w:tcPr>
-            <w:tcW w:type="dxa" w:w="4706"/>
-          </w:tcPr>
-          <w:p>
-            <w:r>
-              <w:rPr>
-                <w:b w:val="0"/>
-                <w:i w:val="0"/>
-                <w:sz w:val="17"/>
-              </w:rPr>
-              <w:t>Attention ! Le montant (15000 Fcfa) dépensé ou reçu en cadeau pour les cartes prépayées, les transferts de crédit et les abonnements de  IDRISSA DIEDHIOU est relativement élevé par rapport aux autres montants depansés observés dans cette zone.</w:t>
-            </w:r>
-          </w:p>
-        </w:tc>
-      </w:tr>
-      <w:tr>
-        <w:tc>
-          <w:tcPr>
-            <w:tcW w:type="dxa" w:w="964"/>
-          </w:tcPr>
-          <w:p>
-            <w:r>
-              <w:rPr>
-                <w:b/>
-                <w:i w:val="0"/>
-                <w:color w:val="EA580C"/>
-                <w:sz w:val="16"/>
-              </w:rPr>
-              <w:t>Moyenne</w:t>
-            </w:r>
-          </w:p>
-        </w:tc>
-        <w:tc>
-          <w:tcPr>
-            <w:tcW w:type="dxa" w:w="1247"/>
-          </w:tcPr>
-          <w:p>
-            <w:r>
-              <w:rPr>
-                <w:b/>
-                <w:i w:val="0"/>
-                <w:sz w:val="16"/>
-              </w:rPr>
-              <w:t>S01</w:t>
-              <w:br/>
-            </w:r>
-            <w:r>
-              <w:rPr>
-                <w:b w:val="0"/>
-                <w:i w:val="0"/>
-                <w:color w:val="64748B"/>
-                <w:sz w:val="14"/>
-              </w:rPr>
-              <w:t>Démographie</w:t>
-            </w:r>
-          </w:p>
-        </w:tc>
-        <w:tc>
-          <w:tcPr>
-            <w:tcW w:type="dxa" w:w="1531"/>
-          </w:tcPr>
-          <w:p>
-            <w:r>
-              <w:rPr>
-                <w:b/>
-                <w:i w:val="0"/>
-                <w:color w:val="16A34A"/>
-                <w:sz w:val="16"/>
-              </w:rPr>
-              <w:t>—</w:t>
-            </w:r>
-          </w:p>
-        </w:tc>
-        <w:tc>
-          <w:tcPr>
-            <w:tcW w:type="dxa" w:w="1191"/>
-          </w:tcPr>
-          <w:p>
-            <w:r>
-              <w:rPr>
-                <w:b w:val="0"/>
-                <w:i w:val="0"/>
-                <w:color w:val="64748B"/>
-                <w:sz w:val="16"/>
-              </w:rPr>
-              <w:t>GT-CQ</w:t>
-            </w:r>
-          </w:p>
-        </w:tc>
-        <w:tc>
-          <w:tcPr>
-            <w:tcW w:type="dxa" w:w="4706"/>
-          </w:tcPr>
-          <w:p>
-            <w:r>
-              <w:rPr>
-                <w:b w:val="0"/>
-                <w:i w:val="0"/>
-                <w:sz w:val="17"/>
-              </w:rPr>
-              <w:t>Prière de corriger ou de confirmer avec le QG.</w:t>
-            </w:r>
-          </w:p>
-        </w:tc>
-      </w:tr>
-      <w:tr>
-        <w:tc>
-          <w:tcPr>
-            <w:tcW w:type="dxa" w:w="964"/>
-          </w:tcPr>
-          <w:p>
-            <w:r>
-              <w:rPr>
-                <w:b/>
-                <w:i w:val="0"/>
-                <w:color w:val="EA580C"/>
-                <w:sz w:val="16"/>
-              </w:rPr>
-              <w:t>Moyenne</w:t>
-            </w:r>
-          </w:p>
-        </w:tc>
-        <w:tc>
-          <w:tcPr>
-            <w:tcW w:type="dxa" w:w="1247"/>
-          </w:tcPr>
-          <w:p>
-            <w:r>
-              <w:rPr>
-                <w:b/>
-                <w:i w:val="0"/>
-                <w:sz w:val="16"/>
-              </w:rPr>
-              <w:t>S01</w:t>
-              <w:br/>
-            </w:r>
-            <w:r>
-              <w:rPr>
-                <w:b w:val="0"/>
-                <w:i w:val="0"/>
-                <w:color w:val="64748B"/>
-                <w:sz w:val="14"/>
-              </w:rPr>
-              <w:t>Démographie</w:t>
-            </w:r>
-          </w:p>
-        </w:tc>
-        <w:tc>
-          <w:tcPr>
-            <w:tcW w:type="dxa" w:w="1531"/>
-          </w:tcPr>
-          <w:p>
-            <w:r>
-              <w:rPr>
-                <w:b/>
-                <w:i w:val="0"/>
-                <w:color w:val="16A34A"/>
-                <w:sz w:val="16"/>
-              </w:rPr>
-              <w:t>—</w:t>
-            </w:r>
-          </w:p>
-        </w:tc>
-        <w:tc>
-          <w:tcPr>
-            <w:tcW w:type="dxa" w:w="1191"/>
-          </w:tcPr>
-          <w:p>
-            <w:r>
-              <w:rPr>
-                <w:b w:val="0"/>
-                <w:i w:val="0"/>
-                <w:color w:val="64748B"/>
-                <w:sz w:val="16"/>
-              </w:rPr>
-              <w:t>GT-CQ</w:t>
-            </w:r>
-          </w:p>
-        </w:tc>
-        <w:tc>
-          <w:tcPr>
-            <w:tcW w:type="dxa" w:w="4706"/>
-          </w:tcPr>
-          <w:p>
-            <w:r>
-              <w:rPr>
-                <w:b w:val="0"/>
-                <w:i w:val="0"/>
-                <w:sz w:val="17"/>
-              </w:rPr>
-              <w:t>Prière de verifier l'information donnée par IDRISSA DIEDHIOU ou corriger au niveau de la section 1.</w:t>
-            </w:r>
-          </w:p>
-        </w:tc>
-      </w:tr>
-      <w:tr>
-        <w:tc>
-          <w:tcPr>
-            <w:tcW w:type="dxa" w:w="964"/>
-          </w:tcPr>
-          <w:p>
-            <w:r>
-              <w:rPr>
-                <w:b/>
-                <w:i w:val="0"/>
-                <w:color w:val="EA580C"/>
-                <w:sz w:val="16"/>
-              </w:rPr>
-              <w:t>Moyenne</w:t>
-            </w:r>
-          </w:p>
-        </w:tc>
-        <w:tc>
-          <w:tcPr>
-            <w:tcW w:type="dxa" w:w="1247"/>
-          </w:tcPr>
-          <w:p>
-            <w:r>
-              <w:rPr>
-                <w:b/>
-                <w:i w:val="0"/>
-                <w:sz w:val="16"/>
-              </w:rPr>
-              <w:t>S02</w:t>
-              <w:br/>
-            </w:r>
-            <w:r>
-              <w:rPr>
-                <w:b w:val="0"/>
-                <w:i w:val="0"/>
-                <w:color w:val="64748B"/>
-                <w:sz w:val="14"/>
-              </w:rPr>
-              <w:t>Éducation</w:t>
-            </w:r>
-          </w:p>
-        </w:tc>
-        <w:tc>
-          <w:tcPr>
-            <w:tcW w:type="dxa" w:w="1531"/>
-          </w:tcPr>
-          <w:p>
-            <w:r>
-              <w:rPr>
-                <w:b/>
-                <w:i w:val="0"/>
-                <w:color w:val="16A34A"/>
-                <w:sz w:val="16"/>
-              </w:rPr>
-              <w:t>—</w:t>
-            </w:r>
-          </w:p>
-        </w:tc>
-        <w:tc>
-          <w:tcPr>
-            <w:tcW w:type="dxa" w:w="1191"/>
-          </w:tcPr>
-          <w:p>
-            <w:r>
-              <w:rPr>
-                <w:b w:val="0"/>
-                <w:i w:val="0"/>
-                <w:color w:val="64748B"/>
-                <w:sz w:val="16"/>
-              </w:rPr>
-              <w:t>GT-CQ</w:t>
-            </w:r>
-          </w:p>
-        </w:tc>
-        <w:tc>
-          <w:tcPr>
-            <w:tcW w:type="dxa" w:w="4706"/>
-          </w:tcPr>
-          <w:p>
-            <w:r>
-              <w:rPr>
-                <w:b w:val="0"/>
-                <w:i w:val="0"/>
-                <w:sz w:val="17"/>
-              </w:rPr>
-              <w:t>veuillez, s'il vous plait, confirmer les frais de scolarité ( 1000 FCFA) payée de FATOU DIEDHIOU avec le QG ou apporter les corrections nécessaires.</w:t>
-            </w:r>
-          </w:p>
-        </w:tc>
-      </w:tr>
-      <w:tr>
-        <w:tc>
-          <w:tcPr>
-            <w:tcW w:type="dxa" w:w="964"/>
-          </w:tcPr>
-          <w:p>
-            <w:r>
-              <w:rPr>
-                <w:b/>
-                <w:i w:val="0"/>
-                <w:color w:val="EA580C"/>
-                <w:sz w:val="16"/>
-              </w:rPr>
-              <w:t>Moyenne</w:t>
-            </w:r>
-          </w:p>
-        </w:tc>
-        <w:tc>
-          <w:tcPr>
-            <w:tcW w:type="dxa" w:w="1247"/>
-          </w:tcPr>
-          <w:p>
-            <w:r>
-              <w:rPr>
-                <w:b/>
-                <w:i w:val="0"/>
-                <w:sz w:val="16"/>
-              </w:rPr>
-              <w:t>S02</w:t>
-              <w:br/>
-            </w:r>
-            <w:r>
-              <w:rPr>
-                <w:b w:val="0"/>
-                <w:i w:val="0"/>
-                <w:color w:val="64748B"/>
-                <w:sz w:val="14"/>
-              </w:rPr>
-              <w:t>Éducation</w:t>
-            </w:r>
-          </w:p>
-        </w:tc>
-        <w:tc>
-          <w:tcPr>
-            <w:tcW w:type="dxa" w:w="1531"/>
-          </w:tcPr>
-          <w:p>
-            <w:r>
-              <w:rPr>
-                <w:b/>
-                <w:i w:val="0"/>
-                <w:color w:val="16A34A"/>
-                <w:sz w:val="16"/>
-              </w:rPr>
-              <w:t>s01q63, s00q04, s02q25, s01q00b, s02q17_2, s02q15_2</w:t>
-            </w:r>
-          </w:p>
-        </w:tc>
-        <w:tc>
-          <w:tcPr>
-            <w:tcW w:type="dxa" w:w="1191"/>
-          </w:tcPr>
-          <w:p>
-            <w:r>
-              <w:rPr>
-                <w:b w:val="0"/>
-                <w:i w:val="0"/>
-                <w:color w:val="64748B"/>
-                <w:sz w:val="16"/>
-              </w:rPr>
-              <w:t>GT-CQ</w:t>
-            </w:r>
-          </w:p>
-        </w:tc>
-        <w:tc>
-          <w:tcPr>
-            <w:tcW w:type="dxa" w:w="4706"/>
-          </w:tcPr>
-          <w:p>
-            <w:r>
-              <w:rPr>
-                <w:b w:val="0"/>
-                <w:i w:val="0"/>
-                <w:sz w:val="17"/>
-              </w:rPr>
               <w:t>Dans les milieux urbains c'est peu probable de voir une école dont les élèves ou étudiants ne dépensent pas en frais d'uniformes, prière de verifier pour FATOU DIEDHIOU qui fréquente 3ème année de Primaire et corriger ou confirmer avec le QG.</w:t>
-            </w:r>
-          </w:p>
-        </w:tc>
-      </w:tr>
-      <w:tr>
-        <w:tc>
-          <w:tcPr>
-            <w:tcW w:type="dxa" w:w="964"/>
-          </w:tcPr>
-          <w:p>
-            <w:r>
-              <w:rPr>
-                <w:b/>
-                <w:i w:val="0"/>
-                <w:color w:val="EA580C"/>
-                <w:sz w:val="16"/>
-              </w:rPr>
-              <w:t>Moyenne</w:t>
-            </w:r>
-          </w:p>
-        </w:tc>
-        <w:tc>
-          <w:tcPr>
-            <w:tcW w:type="dxa" w:w="1247"/>
-          </w:tcPr>
-          <w:p>
-            <w:r>
-              <w:rPr>
-                <w:b/>
-                <w:i w:val="0"/>
-                <w:sz w:val="16"/>
-              </w:rPr>
-              <w:t>S02</w:t>
-              <w:br/>
-            </w:r>
-            <w:r>
-              <w:rPr>
-                <w:b w:val="0"/>
-                <w:i w:val="0"/>
-                <w:color w:val="64748B"/>
-                <w:sz w:val="14"/>
-              </w:rPr>
-              <w:t>Éducation</w:t>
-            </w:r>
-          </w:p>
-        </w:tc>
-        <w:tc>
-          <w:tcPr>
-            <w:tcW w:type="dxa" w:w="1531"/>
-          </w:tcPr>
-          <w:p>
-            <w:r>
-              <w:rPr>
-                <w:b/>
-                <w:i w:val="0"/>
-                <w:color w:val="16A34A"/>
-                <w:sz w:val="16"/>
-              </w:rPr>
-              <w:t>—</w:t>
-            </w:r>
-          </w:p>
-        </w:tc>
-        <w:tc>
-          <w:tcPr>
-            <w:tcW w:type="dxa" w:w="1191"/>
-          </w:tcPr>
-          <w:p>
-            <w:r>
-              <w:rPr>
-                <w:b w:val="0"/>
-                <w:i w:val="0"/>
-                <w:color w:val="64748B"/>
-                <w:sz w:val="16"/>
-              </w:rPr>
-              <w:t>GT-CQ</w:t>
-            </w:r>
-          </w:p>
-        </w:tc>
-        <w:tc>
-          <w:tcPr>
-            <w:tcW w:type="dxa" w:w="4706"/>
-          </w:tcPr>
-          <w:p>
-            <w:r>
-              <w:rPr>
-                <w:b w:val="0"/>
-                <w:i w:val="0"/>
-                <w:sz w:val="17"/>
-              </w:rPr>
-              <w:t>veuillez, s'il vous plait, confirmer les frais de scolarité ( 9000 FCFA) payée de NAFI DIEDHIOU avec le QG ou apporter les corrections nécessaires.</w:t>
             </w:r>
           </w:p>
         </w:tc>
